--- a/data/outputs/v2/Core_Mathematics/SS2.4_Trigonometry_1/quiz/Core_Mathematics_G10_SS2.4_Trigonometry_1_L5_AnswerKey.docx
+++ b/data/outputs/v2/Core_Mathematics/SS2.4_Trigonometry_1/quiz/Core_Mathematics_G10_SS2.4_Trigonometry_1_L5_AnswerKey.docx
@@ -1405,7 +1405,7 @@
         </w:rPr>
         <w:t xml:space="preserve">© 2026 SeaVuria and ARES. Aligned with KICD objectives. Developed by SeaVuria; technical implementation by ARES (with AI assistance from Claude). Licensed under </w:t>
       </w:r>
-      <w:hyperlink w:history="1" r:id="rIdudjfgglcackaptuqlkoxe">
+      <w:hyperlink w:history="1" r:id="rIdx905_7bru8_l60ehyy50f">
         <w:r>
           <w:rPr>
             <w:rFonts w:ascii="Arial" w:cs="Arial" w:eastAsia="Arial" w:hAnsi="Arial"/>
@@ -1426,7 +1426,7 @@
         </w:rPr>
         <w:t xml:space="preserve"> (</w:t>
       </w:r>
-      <w:hyperlink w:history="1" r:id="rIdlrmnlxvu0lb4mb15cypyi">
+      <w:hyperlink w:history="1" r:id="rId4eazucpzvoeghcwsvzt39">
         <w:r>
           <w:rPr>
             <w:rFonts w:ascii="Arial" w:cs="Arial" w:eastAsia="Arial" w:hAnsi="Arial"/>

--- a/data/outputs/v2/Core_Mathematics/SS2.4_Trigonometry_1/quiz/Core_Mathematics_G10_SS2.4_Trigonometry_1_L5_AnswerKey.docx
+++ b/data/outputs/v2/Core_Mathematics/SS2.4_Trigonometry_1/quiz/Core_Mathematics_G10_SS2.4_Trigonometry_1_L5_AnswerKey.docx
@@ -1405,7 +1405,7 @@
         </w:rPr>
         <w:t xml:space="preserve">© 2026 SeaVuria and ARES. Aligned with KICD objectives. Developed by SeaVuria; technical implementation by ARES (with AI assistance from Claude). Licensed under </w:t>
       </w:r>
-      <w:hyperlink w:history="1" r:id="rIdx905_7bru8_l60ehyy50f">
+      <w:hyperlink w:history="1" r:id="rId9xgjfpfwqpzshtnm6vol2">
         <w:r>
           <w:rPr>
             <w:rFonts w:ascii="Arial" w:cs="Arial" w:eastAsia="Arial" w:hAnsi="Arial"/>
@@ -1426,7 +1426,7 @@
         </w:rPr>
         <w:t xml:space="preserve"> (</w:t>
       </w:r>
-      <w:hyperlink w:history="1" r:id="rId4eazucpzvoeghcwsvzt39">
+      <w:hyperlink w:history="1" r:id="rId6d4nfwge5dtuwhiowoaf6">
         <w:r>
           <w:rPr>
             <w:rFonts w:ascii="Arial" w:cs="Arial" w:eastAsia="Arial" w:hAnsi="Arial"/>

--- a/data/outputs/v2/Core_Mathematics/SS2.4_Trigonometry_1/quiz/Core_Mathematics_G10_SS2.4_Trigonometry_1_L5_AnswerKey.docx
+++ b/data/outputs/v2/Core_Mathematics/SS2.4_Trigonometry_1/quiz/Core_Mathematics_G10_SS2.4_Trigonometry_1_L5_AnswerKey.docx
@@ -1405,7 +1405,7 @@
         </w:rPr>
         <w:t xml:space="preserve">© 2026 SeaVuria and ARES. Aligned with KICD objectives. Developed by SeaVuria; technical implementation by ARES (with AI assistance from Claude). Licensed under </w:t>
       </w:r>
-      <w:hyperlink w:history="1" r:id="rId9xgjfpfwqpzshtnm6vol2">
+      <w:hyperlink w:history="1" r:id="rId4btrvaxud0mnb9vuuznpd">
         <w:r>
           <w:rPr>
             <w:rFonts w:ascii="Arial" w:cs="Arial" w:eastAsia="Arial" w:hAnsi="Arial"/>
@@ -1426,7 +1426,7 @@
         </w:rPr>
         <w:t xml:space="preserve"> (</w:t>
       </w:r>
-      <w:hyperlink w:history="1" r:id="rId6d4nfwge5dtuwhiowoaf6">
+      <w:hyperlink w:history="1" r:id="rIdaegpo0g4q0xa9fgeztn0s">
         <w:r>
           <w:rPr>
             <w:rFonts w:ascii="Arial" w:cs="Arial" w:eastAsia="Arial" w:hAnsi="Arial"/>
